--- a/Smart-city-traffic-patterns/SmartCityTrafficPatterns_Saismith_USC_UCT.docx
+++ b/Smart-city-traffic-patterns/SmartCityTrafficPatterns_Saismith_USC_UCT.docx
@@ -169,7 +169,15 @@
               <w:t xml:space="preserve">report </w:t>
             </w:r>
             <w:r>
-              <w:t>provides details of the Industrial Internship provided by upskill Campus and The IoT Academy in collaboration with Industrial Partner UniConverge Technologies Pvt Ltd (UCT).</w:t>
+              <w:t xml:space="preserve">provides details of the Industrial Internship provided by upskill Campus and The IoT Academy in collaboration with Industrial Partner </w:t>
+            </w:r>
+            <w:proofErr w:type="spellStart"/>
+            <w:r>
+              <w:t>UniConverge</w:t>
+            </w:r>
+            <w:proofErr w:type="spellEnd"/>
+            <w:r>
+              <w:t xml:space="preserve"> Technologies Pvt Ltd (UCT).</w:t>
             </w:r>
           </w:p>
           <w:p>
@@ -188,7 +196,15 @@
               <w:t xml:space="preserve">My project was </w:t>
             </w:r>
             <w:r>
-              <w:t>(Tell about ur Project)</w:t>
+              <w:t xml:space="preserve">(Tell about </w:t>
+            </w:r>
+            <w:proofErr w:type="spellStart"/>
+            <w:r>
+              <w:t>ur</w:t>
+            </w:r>
+            <w:proofErr w:type="spellEnd"/>
+            <w:r>
+              <w:t xml:space="preserve"> Project)</w:t>
             </w:r>
           </w:p>
           <w:p>
@@ -1955,8 +1971,13 @@
       </w:r>
     </w:p>
     <w:p>
-      <w:r>
-        <w:t xml:space="preserve">Thank to all (with names), who have helped you directly or indirectly. </w:t>
+      <w:proofErr w:type="spellStart"/>
+      <w:r>
+        <w:t>Thank</w:t>
+      </w:r>
+      <w:proofErr w:type="spellEnd"/>
+      <w:r>
+        <w:t xml:space="preserve"> to all (with names), who have helped you directly or indirectly. </w:t>
       </w:r>
     </w:p>
     <w:p>
@@ -2006,7 +2027,21 @@
         <w:rPr>
           <w:lang w:val="en-US"/>
         </w:rPr>
-        <w:t>About UniConverge Technologies Pvt Ltd</w:t>
+        <w:t xml:space="preserve">About </w:t>
+      </w:r>
+      <w:proofErr w:type="spellStart"/>
+      <w:r>
+        <w:rPr>
+          <w:lang w:val="en-US"/>
+        </w:rPr>
+        <w:t>UniConverge</w:t>
+      </w:r>
+      <w:proofErr w:type="spellEnd"/>
+      <w:r>
+        <w:rPr>
+          <w:lang w:val="en-US"/>
+        </w:rPr>
+        <w:t xml:space="preserve"> Technologies Pvt Ltd</w:t>
       </w:r>
       <w:bookmarkEnd w:id="3"/>
     </w:p>
@@ -2015,7 +2050,15 @@
         <w:t>A company established in 2013 and working i</w:t>
       </w:r>
       <w:r>
-        <w:t>n Digital Transformation domain and providing Industrial solutions with prime focus on sustainability and RoI.</w:t>
+        <w:t xml:space="preserve">n Digital Transformation domain and providing Industrial solutions with prime focus on sustainability and </w:t>
+      </w:r>
+      <w:proofErr w:type="spellStart"/>
+      <w:r>
+        <w:t>RoI</w:t>
+      </w:r>
+      <w:proofErr w:type="spellEnd"/>
+      <w:r>
+        <w:t>.</w:t>
       </w:r>
     </w:p>
     <w:p>
@@ -2027,7 +2070,23 @@
           <w:b/>
           <w:bCs/>
         </w:rPr>
-        <w:t> Cutting Edge Technologies e.g. Internet of Things (IoT), Cyber Security, Cloud computing (AWS, Azure), Machine Learning, Communication Technologies (4G/5G/LoRaWAN), Java Full Stack, Python, Front end </w:t>
+        <w:t> Cutting Edge Technologies e.g. Internet of Things (IoT), Cyber Security, Cloud computing (AWS, Azure), Machine Learning, Communication Technologies (4G/5G/</w:t>
+      </w:r>
+      <w:proofErr w:type="spellStart"/>
+      <w:r>
+        <w:rPr>
+          <w:b/>
+          <w:bCs/>
+        </w:rPr>
+        <w:t>LoRaWAN</w:t>
+      </w:r>
+      <w:proofErr w:type="spellEnd"/>
+      <w:r>
+        <w:rPr>
+          <w:b/>
+          <w:bCs/>
+        </w:rPr>
+        <w:t>), Java Full Stack, Python, Front end </w:t>
       </w:r>
       <w:r>
         <w:t>etc.</w:t>
@@ -2200,7 +2259,15 @@
         <w:t xml:space="preserve"> is an IOT platform designed for quick deployment of IOT applications on the same time providing valuable “insight” for your process/business.</w:t>
       </w:r>
       <w:r>
-        <w:t xml:space="preserve"> It has been built in Java for backend and ReactJS for Front end. It has support for MySQL and various NoSql Databases.</w:t>
+        <w:t xml:space="preserve"> It has been built in Java for backend and ReactJS for Front end. It has support for MySQL and various </w:t>
+      </w:r>
+      <w:proofErr w:type="spellStart"/>
+      <w:r>
+        <w:t>NoSql</w:t>
+      </w:r>
+      <w:proofErr w:type="spellEnd"/>
+      <w:r>
+        <w:t xml:space="preserve"> Databases.</w:t>
       </w:r>
     </w:p>
     <w:p>
@@ -2244,7 +2311,15 @@
       </w:r>
       <w:r>
         <w:br/>
-        <w:t>• Integration with third party application(Power BI, SAP, ERP)</w:t>
+        <w:t xml:space="preserve">• Integration with third party </w:t>
+      </w:r>
+      <w:proofErr w:type="gramStart"/>
+      <w:r>
+        <w:t>application(</w:t>
+      </w:r>
+      <w:proofErr w:type="gramEnd"/>
+      <w:r>
+        <w:t>Power BI, SAP, ERP)</w:t>
       </w:r>
       <w:r>
         <w:br/>
@@ -2733,6 +2808,7 @@
       </w:r>
     </w:p>
     <w:p>
+      <w:proofErr w:type="gramStart"/>
       <w:r>
         <w:t>U</w:t>
       </w:r>
@@ -2740,13 +2816,41 @@
         <w:t xml:space="preserve">CT </w:t>
       </w:r>
       <w:r>
-        <w:t xml:space="preserve"> is one of the early adopter</w:t>
+        <w:t xml:space="preserve"> is</w:t>
+      </w:r>
+      <w:proofErr w:type="gramEnd"/>
+      <w:r>
+        <w:t xml:space="preserve"> one of the early adopter</w:t>
       </w:r>
       <w:r>
         <w:t>s</w:t>
       </w:r>
       <w:r>
-        <w:t xml:space="preserve"> of LoRAWAN teschnology and providing solution in Agritech, Smart cities, Industrial Monitoring, Smart Street Light, Smart Water/ Gas/ Electricity metering solutions etc.</w:t>
+        <w:t xml:space="preserve"> of </w:t>
+      </w:r>
+      <w:proofErr w:type="spellStart"/>
+      <w:r>
+        <w:t>LoRAWAN</w:t>
+      </w:r>
+      <w:proofErr w:type="spellEnd"/>
+      <w:r>
+        <w:t xml:space="preserve"> </w:t>
+      </w:r>
+      <w:proofErr w:type="spellStart"/>
+      <w:r>
+        <w:t>teschnology</w:t>
+      </w:r>
+      <w:proofErr w:type="spellEnd"/>
+      <w:r>
+        <w:t xml:space="preserve"> and providing solution in </w:t>
+      </w:r>
+      <w:proofErr w:type="spellStart"/>
+      <w:r>
+        <w:t>Agritech</w:t>
+      </w:r>
+      <w:proofErr w:type="spellEnd"/>
+      <w:r>
+        <w:t>, Smart cities, Industrial Monitoring, Smart Street Light, Smart Water/ Gas/ Electricity metering solutions etc.</w:t>
       </w:r>
     </w:p>
     <w:p>
@@ -2866,7 +2970,23 @@
           <w:rFonts w:ascii="Arial" w:hAnsi="Arial"/>
           <w:kern w:val="24"/>
         </w:rPr>
-        <w:t>upskill Campus along with The IoT Academy and in association with Uniconverge technologies has facilitated the smooth execution of the complete internship</w:t>
+        <w:t xml:space="preserve">upskill Campus along with The IoT Academy and in association with </w:t>
+      </w:r>
+      <w:proofErr w:type="spellStart"/>
+      <w:r>
+        <w:rPr>
+          <w:rFonts w:ascii="Arial" w:hAnsi="Arial"/>
+          <w:kern w:val="24"/>
+        </w:rPr>
+        <w:t>Uniconverge</w:t>
+      </w:r>
+      <w:proofErr w:type="spellEnd"/>
+      <w:r>
+        <w:rPr>
+          <w:rFonts w:ascii="Arial" w:hAnsi="Arial"/>
+          <w:kern w:val="24"/>
+        </w:rPr>
+        <w:t xml:space="preserve"> technologies has facilitated the smooth execution of the complete internship</w:t>
       </w:r>
       <w:r>
         <w:rPr>
@@ -5062,7 +5182,21 @@
         <w:rPr>
           <w:lang w:val="en-IN"/>
         </w:rPr>
-        <w:t>Inability to analyze large-scale traffic datasets efficiently.</w:t>
+        <w:t xml:space="preserve">Inability to </w:t>
+      </w:r>
+      <w:proofErr w:type="spellStart"/>
+      <w:r>
+        <w:rPr>
+          <w:lang w:val="en-IN"/>
+        </w:rPr>
+        <w:t>analyze</w:t>
+      </w:r>
+      <w:proofErr w:type="spellEnd"/>
+      <w:r>
+        <w:rPr>
+          <w:lang w:val="en-IN"/>
+        </w:rPr>
+        <w:t xml:space="preserve"> large-scale traffic datasets efficiently.</w:t>
       </w:r>
     </w:p>
     <w:p>
@@ -5143,7 +5277,21 @@
         <w:rPr>
           <w:lang w:val="en-IN"/>
         </w:rPr>
-        <w:t>Machine learning models including Random Forest Regressor and LightGBM Regressor are trained on historical traffic data to predict future vehicle counts.</w:t>
+        <w:t xml:space="preserve">Machine learning models including Random Forest Regressor and </w:t>
+      </w:r>
+      <w:proofErr w:type="spellStart"/>
+      <w:r>
+        <w:rPr>
+          <w:lang w:val="en-IN"/>
+        </w:rPr>
+        <w:t>LightGBM</w:t>
+      </w:r>
+      <w:proofErr w:type="spellEnd"/>
+      <w:r>
+        <w:rPr>
+          <w:lang w:val="en-IN"/>
+        </w:rPr>
+        <w:t xml:space="preserve"> Regressor are trained on historical traffic data to predict future vehicle counts.</w:t>
       </w:r>
     </w:p>
     <w:p>
@@ -5258,7 +5406,15 @@
         <w:pStyle w:val="Heading2"/>
       </w:pPr>
       <w:r>
-        <w:t>Code submission (Github link)</w:t>
+        <w:t>Code submission (</w:t>
+      </w:r>
+      <w:proofErr w:type="spellStart"/>
+      <w:r>
+        <w:t>Github</w:t>
+      </w:r>
+      <w:proofErr w:type="spellEnd"/>
+      <w:r>
+        <w:t xml:space="preserve"> link)</w:t>
       </w:r>
     </w:p>
     <w:p>
@@ -5271,28 +5427,45 @@
         <w:rPr>
           <w:lang w:val="en-GB"/>
         </w:rPr>
-        <w:t>Project9_smart-city-traffic-patterns/Forecasting of Smart city traffic patterns.py</w:t>
+        <w:t>Smart-city-traffic-patterns/Forecasting of Smart city traffic patterns.py</w:t>
       </w:r>
     </w:p>
     <w:p>
       <w:pPr>
-        <w:rPr>
-          <w:lang w:val="en-GB"/>
-        </w:rPr>
-      </w:pPr>
+        <w:pStyle w:val="Heading2"/>
+      </w:pPr>
+      <w:r>
+        <w:lastRenderedPageBreak/>
+        <w:t>Report submission (</w:t>
+      </w:r>
+      <w:proofErr w:type="spellStart"/>
+      <w:r>
+        <w:t>Github</w:t>
+      </w:r>
+      <w:proofErr w:type="spellEnd"/>
+      <w:r>
+        <w:t xml:space="preserve"> </w:t>
+      </w:r>
+      <w:proofErr w:type="gramStart"/>
+      <w:r>
+        <w:t>link)  :</w:t>
+      </w:r>
+      <w:proofErr w:type="gramEnd"/>
+      <w:r>
+        <w:t xml:space="preserve"> </w:t>
+      </w:r>
     </w:p>
     <w:p>
       <w:pPr>
-        <w:pStyle w:val="Heading2"/>
-      </w:pPr>
-      <w:r>
-        <w:t xml:space="preserve">Report submission (Github link)  : </w:t>
-      </w:r>
-      <w:r>
-        <w:rPr>
-          <w:b w:val="0"/>
-        </w:rPr>
-        <w:t>first make placeholder, copy the link.</w:t>
+        <w:rPr>
+          <w:lang w:val="en-GB"/>
+        </w:rPr>
+      </w:pPr>
+      <w:r>
+        <w:rPr>
+          <w:lang w:val="en-GB"/>
+        </w:rPr>
+        <w:t>Smart-city-traffic-patterns/SmartCityTrafficPatterns_Saismith_USC_UCT.docx</w:t>
       </w:r>
     </w:p>
     <w:p>
@@ -5404,8 +5577,16 @@
         <w:rPr>
           <w:lang w:val="en-IN"/>
         </w:rPr>
-        <w:t>Feature Extraction from DateTime</w:t>
-      </w:r>
+        <w:t xml:space="preserve">Feature Extraction from </w:t>
+      </w:r>
+      <w:proofErr w:type="spellStart"/>
+      <w:r>
+        <w:rPr>
+          <w:lang w:val="en-IN"/>
+        </w:rPr>
+        <w:t>DateTime</w:t>
+      </w:r>
+      <w:proofErr w:type="spellEnd"/>
     </w:p>
     <w:p>
       <w:pPr>
@@ -5745,7 +5926,21 @@
         <w:rPr>
           <w:lang w:val="en-IN"/>
         </w:rPr>
-        <w:t>Convert DateTime into Year, Month, Day, and Hour features.</w:t>
+        <w:t xml:space="preserve">Convert </w:t>
+      </w:r>
+      <w:proofErr w:type="spellStart"/>
+      <w:r>
+        <w:rPr>
+          <w:lang w:val="en-IN"/>
+        </w:rPr>
+        <w:t>DateTime</w:t>
+      </w:r>
+      <w:proofErr w:type="spellEnd"/>
+      <w:r>
+        <w:rPr>
+          <w:lang w:val="en-IN"/>
+        </w:rPr>
+        <w:t xml:space="preserve"> into Year, Month, Day, and Hour features.</w:t>
       </w:r>
     </w:p>
     <w:p>
@@ -5796,7 +5991,21 @@
         <w:rPr>
           <w:lang w:val="en-IN"/>
         </w:rPr>
-        <w:t>Train Random Forest and LightGBM models.</w:t>
+        <w:t xml:space="preserve">Train Random Forest and </w:t>
+      </w:r>
+      <w:proofErr w:type="spellStart"/>
+      <w:r>
+        <w:rPr>
+          <w:lang w:val="en-IN"/>
+        </w:rPr>
+        <w:t>LightGBM</w:t>
+      </w:r>
+      <w:proofErr w:type="spellEnd"/>
+      <w:r>
+        <w:rPr>
+          <w:lang w:val="en-IN"/>
+        </w:rPr>
+        <w:t xml:space="preserve"> models.</w:t>
       </w:r>
     </w:p>
     <w:p>
@@ -6244,7 +6453,21 @@
         <w:rPr>
           <w:lang w:val="en-IN"/>
         </w:rPr>
-        <w:t>Train Random Forest and LightGBM models.</w:t>
+        <w:t xml:space="preserve">Train Random Forest and </w:t>
+      </w:r>
+      <w:proofErr w:type="spellStart"/>
+      <w:r>
+        <w:rPr>
+          <w:lang w:val="en-IN"/>
+        </w:rPr>
+        <w:t>LightGBM</w:t>
+      </w:r>
+      <w:proofErr w:type="spellEnd"/>
+      <w:r>
+        <w:rPr>
+          <w:lang w:val="en-IN"/>
+        </w:rPr>
+        <w:t xml:space="preserve"> models.</w:t>
       </w:r>
     </w:p>
     <w:p>
@@ -6394,7 +6617,21 @@
           <w:lang w:val="en-IN"/>
         </w:rPr>
         <w:lastRenderedPageBreak/>
-        <w:t>The models successfully learned traffic patterns and generated reliable traffic forecasts. Random Forest and LightGBM demonstrated good prediction performance and effectively captured variations in vehicle counts across different junctions and time periods.</w:t>
+        <w:t xml:space="preserve">The models successfully learned traffic patterns and generated reliable traffic forecasts. Random Forest and </w:t>
+      </w:r>
+      <w:proofErr w:type="spellStart"/>
+      <w:r>
+        <w:rPr>
+          <w:lang w:val="en-IN"/>
+        </w:rPr>
+        <w:t>LightGBM</w:t>
+      </w:r>
+      <w:proofErr w:type="spellEnd"/>
+      <w:r>
+        <w:rPr>
+          <w:lang w:val="en-IN"/>
+        </w:rPr>
+        <w:t xml:space="preserve"> demonstrated good prediction performance and effectively captured variations in vehicle counts across different junctions and time periods.</w:t>
       </w:r>
     </w:p>
     <w:p/>
@@ -6552,7 +6789,21 @@
         <w:rPr>
           <w:lang w:val="en-IN"/>
         </w:rPr>
-        <w:t>Understanding regression algorithms such as Random Forest and LightGBM.</w:t>
+        <w:t xml:space="preserve">Understanding regression algorithms such as Random Forest and </w:t>
+      </w:r>
+      <w:proofErr w:type="spellStart"/>
+      <w:r>
+        <w:rPr>
+          <w:lang w:val="en-IN"/>
+        </w:rPr>
+        <w:t>LightGBM</w:t>
+      </w:r>
+      <w:proofErr w:type="spellEnd"/>
+      <w:r>
+        <w:rPr>
+          <w:lang w:val="en-IN"/>
+        </w:rPr>
+        <w:t>.</w:t>
       </w:r>
     </w:p>
     <w:p>
@@ -12175,6 +12426,7 @@
   <w:style w:type="character" w:default="1" w:styleId="DefaultParagraphFont">
     <w:name w:val="Default Paragraph Font"/>
     <w:uiPriority w:val="1"/>
+    <w:semiHidden/>
     <w:unhideWhenUsed/>
   </w:style>
   <w:style w:type="table" w:default="1" w:styleId="TableNormal">

--- a/Smart-city-traffic-patterns/SmartCityTrafficPatterns_Saismith_USC_UCT.docx
+++ b/Smart-city-traffic-patterns/SmartCityTrafficPatterns_Saismith_USC_UCT.docx
@@ -5406,6 +5406,7 @@
         <w:pStyle w:val="Heading2"/>
       </w:pPr>
       <w:r>
+        <w:lastRenderedPageBreak/>
         <w:t>Code submission (</w:t>
       </w:r>
       <w:proofErr w:type="spellStart"/>
@@ -5427,7 +5428,7 @@
         <w:rPr>
           <w:lang w:val="en-GB"/>
         </w:rPr>
-        <w:t>Smart-city-traffic-patterns/Forecasting of Smart city traffic patterns.py</w:t>
+        <w:t>https://github.com/SaismithSahoo/upskillcampus/blob/main/Smart-city-traffic-patterns/SmartCityTrafficPatternPredictionSystem.py</w:t>
       </w:r>
     </w:p>
     <w:p>
@@ -5435,7 +5436,6 @@
         <w:pStyle w:val="Heading2"/>
       </w:pPr>
       <w:r>
-        <w:lastRenderedPageBreak/>
         <w:t>Report submission (</w:t>
       </w:r>
       <w:proofErr w:type="spellStart"/>
@@ -5465,8 +5465,15 @@
         <w:rPr>
           <w:lang w:val="en-GB"/>
         </w:rPr>
-        <w:t>Smart-city-traffic-patterns/SmartCityTrafficPatterns_Saismith_USC_UCT.docx</w:t>
-      </w:r>
+        <w:t>https://github.com/SaismithSahoo/upskillcampus/blob/main/Smart-city-traffic-patterns/SmartCityTrafficPatterns_Saismith_USC_UCT.docx</w:t>
+      </w:r>
+    </w:p>
+    <w:p>
+      <w:pPr>
+        <w:rPr>
+          <w:lang w:val="en-GB"/>
+        </w:rPr>
+      </w:pPr>
     </w:p>
     <w:p>
       <w:pPr>
